--- a/fra/docx/57.content.docx
+++ b/fra/docx/57.content.docx
@@ -19,7 +19,7 @@
         <w:rPr>
           <w:lang w:val="fr_FR" w:bidi="fr_FR"/>
         </w:rPr>
-        <w:t>Resource: Notes d'étude - Introductions aux livres (Tyndale)</w:t>
+        <w:t>Resource: Tyndale Open Study Notes</w:t>
       </w:r>
       <w:r>
         <w:rPr>
@@ -112,7 +112,7 @@
         <w:rPr>
           <w:lang w:val="fr_FR" w:bidi="fr_FR"/>
         </w:rPr>
-        <w:t>Notes d'étude - Introductions aux livres (Tyndale)</w:t>
+        <w:t>Tyndale Open Study Notes</w:t>
       </w:r>
     </w:p>
     <w:p>

--- a/fra/docx/57.content.docx
+++ b/fra/docx/57.content.docx
@@ -19,7 +19,7 @@
         <w:rPr>
           <w:lang w:val="fr_FR" w:bidi="fr_FR"/>
         </w:rPr>
-        <w:t>Resource: Tyndale Open Study Notes</w:t>
+        <w:t>Resource: Aquifer Open Study Notes (Book Intros)</w:t>
       </w:r>
       <w:r>
         <w:rPr>
@@ -112,7 +112,7 @@
         <w:rPr>
           <w:lang w:val="fr_FR" w:bidi="fr_FR"/>
         </w:rPr>
-        <w:t>Tyndale Open Study Notes</w:t>
+        <w:t>Aquifer Open Study Notes (Book Intros)</w:t>
       </w:r>
     </w:p>
     <w:p>

--- a/fra/docx/57.content.docx
+++ b/fra/docx/57.content.docx
@@ -317,36 +317,24 @@
         </w:rPr>
         <w:t>Paul encourage Philémon à ne plus considérer Onésime simplement comme un esclave, mais à l’accueillir comme un véritable frère en Christ. Il commence par une salutation traditionnelle (</w:t>
       </w:r>
-      <w:hyperlink r:id="rId13">
-        <w:r>
-          <w:rPr>
-            <w:lang w:val="fr_FR" w:bidi="fr_FR"/>
-          </w:rPr>
-          <w:rPr>
-            <w:color w:val="0000EE"/>
-            <w:u w:val="single"/>
-          </w:rPr>
-          <w:t>1.1–3</w:t>
-        </w:r>
-      </w:hyperlink>
+      <w:r>
+        <w:rPr>
+          <w:lang w:val="fr_FR" w:bidi="fr_FR"/>
+        </w:rPr>
+        <w:t>1.1–3</w:t>
+      </w:r>
       <w:r>
         <w:rPr>
           <w:lang w:val="fr_FR" w:bidi="fr_FR"/>
         </w:rPr>
         <w:t>), se présente, salue Philémon, sa famille, ainsi que l’église qui se réunit dans leur maison, et invoque sur eux la grâce et la paix. Il remercie ensuite Dieu pour Philémon, soulignant particulièrement sa foi en l’Éternel Jésus et l’amour qu’il manifeste envers les membres du peuple de Dieu (</w:t>
       </w:r>
-      <w:hyperlink r:id="rId14">
-        <w:r>
-          <w:rPr>
-            <w:lang w:val="fr_FR" w:bidi="fr_FR"/>
-          </w:rPr>
-          <w:rPr>
-            <w:color w:val="0000EE"/>
-            <w:u w:val="single"/>
-          </w:rPr>
-          <w:t>1.4–7</w:t>
-        </w:r>
-      </w:hyperlink>
+      <w:r>
+        <w:rPr>
+          <w:lang w:val="fr_FR" w:bidi="fr_FR"/>
+        </w:rPr>
+        <w:t>1.4–7</w:t>
+      </w:r>
       <w:r>
         <w:rPr>
           <w:lang w:val="fr_FR" w:bidi="fr_FR"/>
@@ -367,18 +355,12 @@
         </w:rPr>
         <w:t>Paul enchaîne alors avec sa requête concernant Onésime (</w:t>
       </w:r>
-      <w:hyperlink r:id="rId15">
-        <w:r>
-          <w:rPr>
-            <w:lang w:val="fr_FR" w:bidi="fr_FR"/>
-          </w:rPr>
-          <w:rPr>
-            <w:color w:val="0000EE"/>
-            <w:u w:val="single"/>
-          </w:rPr>
-          <w:t>1.8–22</w:t>
-        </w:r>
-      </w:hyperlink>
+      <w:r>
+        <w:rPr>
+          <w:lang w:val="fr_FR" w:bidi="fr_FR"/>
+        </w:rPr>
+        <w:t>1.8–22</w:t>
+      </w:r>
       <w:r>
         <w:rPr>
           <w:lang w:val="fr_FR" w:bidi="fr_FR"/>
@@ -399,18 +381,12 @@
         </w:rPr>
         <w:t>La lettre se conclut de manière habituelle (</w:t>
       </w:r>
-      <w:hyperlink r:id="rId16">
-        <w:r>
-          <w:rPr>
-            <w:lang w:val="fr_FR" w:bidi="fr_FR"/>
-          </w:rPr>
-          <w:rPr>
-            <w:color w:val="0000EE"/>
-            <w:u w:val="single"/>
-          </w:rPr>
-          <w:t>1.23–25</w:t>
-        </w:r>
-      </w:hyperlink>
+      <w:r>
+        <w:rPr>
+          <w:lang w:val="fr_FR" w:bidi="fr_FR"/>
+        </w:rPr>
+        <w:t>1.23–25</w:t>
+      </w:r>
       <w:r>
         <w:rPr>
           <w:lang w:val="fr_FR" w:bidi="fr_FR"/>
@@ -532,36 +508,24 @@
         </w:rPr>
         <w:t xml:space="preserve">Dans la communauté du Christ, les distinctions sociales traditionnelles (comme celles entre esclave et maître) n’ont plus leur place. Tous les chrétiens, quel que soit leur statut économique ou culturel, leur niveau d’instruction, leur origine ou leur genre, doivent recevoir le même amour sincère (voir </w:t>
       </w:r>
-      <w:hyperlink r:id="rId17">
-        <w:r>
-          <w:rPr>
-            <w:lang w:val="fr_FR" w:bidi="fr_FR"/>
-          </w:rPr>
-          <w:rPr>
-            <w:color w:val="0000EE"/>
-            <w:u w:val="single"/>
-          </w:rPr>
-          <w:t>Ga 3.28</w:t>
-        </w:r>
-      </w:hyperlink>
+      <w:r>
+        <w:rPr>
+          <w:lang w:val="fr_FR" w:bidi="fr_FR"/>
+        </w:rPr>
+        <w:t>Ga 3.28</w:t>
+      </w:r>
       <w:r>
         <w:rPr>
           <w:lang w:val="fr_FR" w:bidi="fr_FR"/>
         </w:rPr>
         <w:t xml:space="preserve"> ; </w:t>
       </w:r>
-      <w:hyperlink r:id="rId18">
-        <w:r>
-          <w:rPr>
-            <w:lang w:val="fr_FR" w:bidi="fr_FR"/>
-          </w:rPr>
-          <w:rPr>
-            <w:color w:val="0000EE"/>
-            <w:u w:val="single"/>
-          </w:rPr>
-          <w:t>Col 3.11</w:t>
-        </w:r>
-      </w:hyperlink>
+      <w:r>
+        <w:rPr>
+          <w:lang w:val="fr_FR" w:bidi="fr_FR"/>
+        </w:rPr>
+        <w:t>Col 3.11</w:t>
+      </w:r>
       <w:r>
         <w:rPr>
           <w:lang w:val="fr_FR" w:bidi="fr_FR"/>
